--- a/static/DocxTemplates/med.docx
+++ b/static/DocxTemplates/med.docx
@@ -201,7 +201,6 @@
         </w:rPr>
         <w:t xml:space="preserve"> </w:t>
       </w:r>
-      <w:proofErr w:type="spellStart"/>
       <w:r>
         <w:rPr>
           <w:rFonts w:ascii="Times New Roman" w:eastAsiaTheme="minorHAnsi" w:hAnsi="Times New Roman"/>
@@ -209,17 +208,7 @@
           <w:szCs w:val="28"/>
           <w:lang w:eastAsia="ru-RU"/>
         </w:rPr>
-        <w:t>Намёткина</w:t>
-      </w:r>
-      <w:proofErr w:type="spellEnd"/>
-      <w:r>
-        <w:rPr>
-          <w:rFonts w:ascii="Times New Roman" w:eastAsiaTheme="minorHAnsi" w:hAnsi="Times New Roman"/>
-          <w:sz w:val="28"/>
-          <w:szCs w:val="28"/>
-          <w:lang w:eastAsia="ru-RU"/>
-        </w:rPr>
-        <w:t>, д.14, корп.1, эт.3, пом.1, каб.308</w:t>
+        <w:t>Намёткина, д.14, корп.1, эт.3, пом.1, каб.308</w:t>
       </w:r>
       <w:r>
         <w:rPr>
@@ -372,8 +361,6 @@
         </w:rPr>
         <w:t>Направление</w:t>
       </w:r>
-      <w:bookmarkStart w:id="1" w:name="_GoBack"/>
-      <w:bookmarkEnd w:id="1"/>
     </w:p>
     <w:p>
       <w:pPr>
@@ -452,6 +439,7 @@
       <w:pPr>
         <w:suppressAutoHyphens/>
         <w:spacing w:after="0" w:line="240" w:lineRule="auto"/>
+        <w:jc w:val="right"/>
         <w:rPr>
           <w:rFonts w:ascii="Times New Roman" w:eastAsiaTheme="minorHAnsi" w:hAnsi="Times New Roman"/>
           <w:sz w:val="28"/>
@@ -459,15 +447,17 @@
           <w:lang w:eastAsia="ru-RU"/>
         </w:rPr>
       </w:pPr>
-      <w:r>
-        <w:rPr>
-          <w:rFonts w:ascii="Times New Roman" w:eastAsia="Times New Roman" w:hAnsi="Times New Roman"/>
-          <w:color w:val="22272F"/>
-          <w:sz w:val="28"/>
-          <w:szCs w:val="28"/>
-          <w:lang w:eastAsia="ru-RU"/>
-        </w:rPr>
-        <w:t xml:space="preserve">                                                                                                                                 № </w:t>
+      <w:bookmarkStart w:id="1" w:name="_GoBack"/>
+      <w:bookmarkEnd w:id="1"/>
+      <w:r>
+        <w:rPr>
+          <w:rFonts w:ascii="Times New Roman" w:eastAsia="Times New Roman" w:hAnsi="Times New Roman"/>
+          <w:color w:val="22272F"/>
+          <w:sz w:val="28"/>
+          <w:szCs w:val="28"/>
+          <w:lang w:eastAsia="ru-RU"/>
+        </w:rPr>
+        <w:t xml:space="preserve">№ </w:t>
       </w:r>
       <w:r>
         <w:rPr>
@@ -3815,7 +3805,7 @@
 </file>
 
 <file path=customXml/itemProps1.xml><?xml version="1.0" encoding="utf-8"?>
-<ds:datastoreItem xmlns:ds="http://schemas.openxmlformats.org/officeDocument/2006/customXml" ds:itemID="{C0928CAD-C52C-4DCE-A3D3-C94F11DBCF7C}">
+<ds:datastoreItem xmlns:ds="http://schemas.openxmlformats.org/officeDocument/2006/customXml" ds:itemID="{3D346536-6A48-4F87-95C5-8620BE61DD5A}">
   <ds:schemaRefs>
     <ds:schemaRef ds:uri="http://schemas.openxmlformats.org/officeDocument/2006/bibliography"/>
   </ds:schemaRefs>
